--- a/public/documents/openai-2026-06-02/02_AI_Success_Engineer_US_Remote/Jonathan_Yu_AI_Success_Engineer_Cover_Letter.docx
+++ b/public/documents/openai-2026-06-02/02_AI_Success_Engineer_US_Remote/Jonathan_Yu_AI_Success_Engineer_Cover_Letter.docx
@@ -85,17 +85,26 @@
       <w:pPr/>
       <w:r>
         <w:rPr/>
-        <w:t xml:space="preserve">The AI Success Engineer role matches the way I work: embed with a workflow, understand the real pain, design the adoption path, teach the system, measure the value, and feed product learnings back into the team.</w:t>
-      </w:r>
-    </w:p>
-    <w:p/>
-    <w:p>
-      <w:pPr/>
-      <w:r>
-        <w:rPr/>
-        <w:t xml:space="preserve">My strongest evidence is the work behind Sip Studies and Sipopedia. I built a React, TypeScript, Vite, Supabase, Stripe, and Edge Function platform across learning, tasting, maps, terminology, AI/news workflows, events, and paid access. I also created a 20,000-row Sipopedia terminology pipeline with citation, review, and source metadata, plus automation and validation patterns that make the system easier to maintain. That work is directly relevant to teams that need clear learning paths, practical demos, adoption programs, technical writing, and customer-facing enablement.</w:t>
-      </w:r>
-    </w:p>
+        <w:t xml:space="preserve">The AI Success Engineer role matches the way I work: embed with a workflow, understand the real pain, design the adoption path, teach the workflow, measure the value, and feed product learnings back into the team. I use AI-assisted product building to prototype customer workflows and validate product ideas, then communicate the constraints, risks, and next steps clearly to technical and customer-facing teams.</w:t>
+      </w:r>
+    </w:p>
+    <w:p/>
+    <w:p>
+      <w:pPr/>
+      <w:r>
+        <w:rPr/>
+        <w:t xml:space="preserve">My strongest evidence is the work behind Sip Studies and Sipopedia. Using advanced prompting, durable goals/threads, and repo-driven AI agent workflows, I built a practical product across React, TypeScript, Vite, Supabase, Stripe, and Edge Functions for learning, tasting, maps, terminology, AI/news routing, events, and paid access. I also created a 20,000-row Sipopedia terminology pipeline with citation, review, and source metadata, plus automation and validation patterns that make the system easier to maintain. That work is directly relevant to teams that need clear learning paths, practical demos, adoption programs, technical writing, and customer-facing enablement.</w:t>
+      </w:r>
+    </w:p>
+    <w:p/>
+    <w:p>
+      <w:pPr/>
+      <w:r>
+        <w:rPr/>
+        <w:t xml:space="preserve">For this application, I would describe the work as AI-assisted product building: I own the product judgment, prompts, review, testing, documentation, customer interpretation, and final behavior. The useful signal is not only that I can quickly create working prototypes and deploy them; it is the prototype plus the reasoning, constraints, validation, and customer story behind it.</w:t>
+      </w:r>
+    </w:p>
+    <w:p/>
     <w:p/>
     <w:p>
       <w:pPr/>
@@ -117,7 +126,7 @@
       <w:pPr/>
       <w:r>
         <w:rPr/>
-        <w:t xml:space="preserve">Thank you for considering my application. I would welcome the chance to discuss how my love of artificial intelligence has revolutionized my productivity and capabilities in a way that carved a path for me to build an educational platform, empower others' enablement, and how my hands-on product building can support OpenAI's customer adoption and value-realization goals.</w:t>
+        <w:t xml:space="preserve">Thank you for considering my application. I would welcome the chance to discuss how my love of artificial intelligence has revolutionized my productivity and capabilities in a way that carved a path for me to build an educational platform, support customer enablement, and apply hands-on AI-assisted product building to OpenAI's customer adoption and value-realization goals.</w:t>
       </w:r>
     </w:p>
     <w:p/>

--- a/public/documents/openai-2026-06-02/02_AI_Success_Engineer_US_Remote/Jonathan_Yu_AI_Success_Engineer_Cover_Letter.docx
+++ b/public/documents/openai-2026-06-02/02_AI_Success_Engineer_US_Remote/Jonathan_Yu_AI_Success_Engineer_Cover_Letter.docx
@@ -1,11 +1,11 @@
 
 <file path=word/document.xml><?xml version="1.0" encoding="utf-8"?>
 <w:document xmlns:w="http://schemas.openxmlformats.org/wordprocessingml/2006/main">
-  <w:background w:color="F8F4EA"/>
+  <w:background w:color="FBF9F0"/>
   <w:body>
     <w:p>
       <w:pPr>
-        <w:shd w:val="clear" w:color="auto" w:fill="05313B"/>
+        <w:shd w:val="clear" w:color="auto" w:fill="042830"/>
         <w:spacing w:after="120"/>
       </w:pPr>
       <w:r>
@@ -15,7 +15,7 @@
           <w:sz w:val="17"/>
           <w:szCs w:val="17"/>
         </w:rPr>
-        <w:t xml:space="preserve">JONATHAN YU | OPENAI APPLICATION PACKET | COVER LETTER</w:t>
+        <w:t xml:space="preserve">JONATHAN YU | COVER LETTER | OPENAI APPLICATION PACKET</w:t>
       </w:r>
     </w:p>
     <w:p>
@@ -28,7 +28,7 @@
           <w:sz w:val="16"/>
           <w:szCs w:val="16"/>
         </w:rPr>
-        <w:t xml:space="preserve">Las Vegas, NV | JonYu3@gmail.com | 617.637.0668 | SipStudies.com | Sipopedia.com</w:t>
+        <w:t xml:space="preserve">Reviewed June 12, 2026 | Las Vegas, NV | JonYu3@gmail.com | 617.637.0668 | SipStudies.com | Sipopedia.com</w:t>
       </w:r>
     </w:p>
     <w:p>
@@ -45,7 +45,7 @@
       <w:pPr/>
       <w:r>
         <w:rPr/>
-        <w:t xml:space="preserve">June 2, 2026</w:t>
+        <w:t xml:space="preserve">June 12, 2026</w:t>
       </w:r>
     </w:p>
     <w:p/>
@@ -85,26 +85,25 @@
       <w:pPr/>
       <w:r>
         <w:rPr/>
-        <w:t xml:space="preserve">The AI Success Engineer role matches the way I work: embed with a workflow, understand the real pain, design the adoption path, teach the workflow, measure the value, and feed product learnings back into the team. I use AI-assisted product building to prototype customer workflows and validate product ideas, then communicate the constraints, risks, and next steps clearly to technical and customer-facing teams.</w:t>
-      </w:r>
-    </w:p>
-    <w:p/>
-    <w:p>
-      <w:pPr/>
-      <w:r>
-        <w:rPr/>
-        <w:t xml:space="preserve">My strongest evidence is the work behind Sip Studies and Sipopedia. Using advanced prompting, durable goals/threads, and repo-driven AI agent workflows, I built a practical product across React, TypeScript, Vite, Supabase, Stripe, and Edge Functions for learning, tasting, maps, terminology, AI/news routing, events, and paid access. I also created a 20,000-row Sipopedia terminology pipeline with citation, review, and source metadata, plus automation and validation patterns that make the system easier to maintain. That work is directly relevant to teams that need clear learning paths, practical demos, adoption programs, technical writing, and customer-facing enablement.</w:t>
-      </w:r>
-    </w:p>
-    <w:p/>
-    <w:p>
-      <w:pPr/>
-      <w:r>
-        <w:rPr/>
-        <w:t xml:space="preserve">For this application, I would describe the work as AI-assisted product building: I own the product judgment, prompts, review, testing, documentation, customer interpretation, and final behavior. The useful signal is not only that I can quickly create working prototypes and deploy them; it is the prototype plus the reasoning, constraints, validation, and customer story behind it.</w:t>
-      </w:r>
-    </w:p>
-    <w:p/>
+        <w:t xml:space="preserve">The AI Success Engineer role matches the way I work: embed with the customer workflow, identify the real blocker, build the adoption path, teach the pattern, measure value, and return field learning to the product team. The current posting asks for post-sales technical relationship ownership, account health, adoption velocity, workflow mapping, KPI definition, and value realization; that is the bridge between my account-analytics background and my AI-assisted product work.</w:t>
+      </w:r>
+    </w:p>
+    <w:p/>
+    <w:p>
+      <w:pPr/>
+      <w:r>
+        <w:rPr/>
+        <w:t xml:space="preserve">My strongest AI Success bridge is the combination of Critical On Hand account analytics and Sip Studies product work. At Breakthru, I built and maintain weekly workbooks that translate messy POD gaps, inventory, sales movement, incentives, and account opportunities into execution priorities. In Sip Studies and Sipopedia, I used advanced prompting, durable goals/threads, and repo-driven AI agent workflows to build working education, terminology, paid-access, validation, and documentation artifacts. Together, those projects show the same operating loop OpenAI asks for: understand the workflow, structure the adoption path, make the technical work explainable, and measure whether the behavior changed.</w:t>
+      </w:r>
+    </w:p>
+    <w:p/>
+    <w:p>
+      <w:pPr/>
+      <w:r>
+        <w:rPr/>
+        <w:t xml:space="preserve">For this application, I would describe the work as a human-owned AI build process. AI accelerated exploration and implementation, but I owned the judgment, prompts, review, testing, documentation, customer interpretation, and final behavior. The useful signal is the artifact plus the reasoning, constraints, validation, and customer story behind it.</w:t>
+      </w:r>
+    </w:p>
     <w:p/>
     <w:p>
       <w:pPr/>
@@ -126,7 +125,7 @@
       <w:pPr/>
       <w:r>
         <w:rPr/>
-        <w:t xml:space="preserve">Thank you for considering my application. I would welcome the chance to discuss how my love of artificial intelligence has revolutionized my productivity and capabilities in a way that carved a path for me to build an educational platform, support customer enablement, and apply hands-on AI-assisted product building to OpenAI's customer adoption and value-realization goals.</w:t>
+        <w:t xml:space="preserve">Thank you for considering my application. I would welcome the chance to discuss how I can help OpenAI turn ambitious product capability into adopted workflows, measurable customer value, and reusable field learning around OpenAI's customer adoption and value-realization goals.</w:t>
       </w:r>
     </w:p>
     <w:p/>
@@ -183,6 +182,9 @@
 <w:styles xmlns:w="http://schemas.openxmlformats.org/wordprocessingml/2006/main">
   <w:style w:type="paragraph" w:default="1" w:styleId="Normal">
     <w:name w:val="Normal"/>
+    <w:pPr>
+      <w:spacing w:after="80" w:line="276" w:lineRule="auto"/>
+    </w:pPr>
     <w:rPr>
       <w:rFonts w:ascii="Aptos" w:hAnsi="Aptos"/>
       <w:color w:val="14252B"/>
@@ -198,8 +200,8 @@
     </w:pPr>
     <w:rPr>
       <w:b/>
-      <w:color w:val="05313B"/>
-      <w:sz w:val="36"/>
+      <w:color w:val="042830"/>
+      <w:sz w:val="34"/>
     </w:rPr>
   </w:style>
   <w:style w:type="paragraph" w:styleId="Heading1">
@@ -219,7 +221,7 @@
     <w:name w:val="Heading 2"/>
     <w:rPr>
       <w:b/>
-      <w:color w:val="05313B"/>
+      <w:color w:val="042830"/>
       <w:sz w:val="22"/>
     </w:rPr>
   </w:style>
